--- a/Homework#3_Report.docx
+++ b/Homework#3_Report.docx
@@ -446,7 +446,7 @@
         <w:shd w:val="clear" w:color="auto" w:fill="FFFFFF"/>
         <w:spacing w:before="0" w:beforeAutospacing="0" w:after="0" w:afterAutospacing="0"/>
         <w:rPr>
-          <w:rFonts w:asciiTheme="majorEastAsia" w:eastAsiaTheme="majorEastAsia" w:hAnsiTheme="majorEastAsia" w:cs="Arial" w:hint="eastAsia"/>
+          <w:rFonts w:asciiTheme="majorEastAsia" w:eastAsiaTheme="majorEastAsia" w:hAnsiTheme="majorEastAsia" w:cs="Arial"/>
           <w:color w:val="000000"/>
           <w:sz w:val="40"/>
           <w:szCs w:val="40"/>
@@ -521,7 +521,7 @@
         <w:spacing w:before="0" w:beforeAutospacing="0" w:after="0" w:afterAutospacing="0"/>
         <w:ind w:left="796"/>
         <w:rPr>
-          <w:rFonts w:asciiTheme="majorEastAsia" w:eastAsiaTheme="majorEastAsia" w:hAnsiTheme="majorEastAsia" w:cs="Arial" w:hint="eastAsia"/>
+          <w:rFonts w:asciiTheme="majorEastAsia" w:eastAsiaTheme="majorEastAsia" w:hAnsiTheme="majorEastAsia" w:cs="Arial"/>
           <w:b/>
           <w:bCs/>
           <w:color w:val="000000"/>
@@ -636,7 +636,7 @@
         <w:shd w:val="clear" w:color="auto" w:fill="FFFFFF"/>
         <w:spacing w:before="0" w:beforeAutospacing="0" w:after="0" w:afterAutospacing="0"/>
         <w:rPr>
-          <w:rFonts w:asciiTheme="majorEastAsia" w:eastAsiaTheme="majorEastAsia" w:hAnsiTheme="majorEastAsia" w:cs="Arial" w:hint="eastAsia"/>
+          <w:rFonts w:asciiTheme="majorEastAsia" w:eastAsiaTheme="majorEastAsia" w:hAnsiTheme="majorEastAsia" w:cs="Arial"/>
           <w:b/>
           <w:bCs/>
           <w:color w:val="000000"/>
@@ -782,7 +782,7 @@
         <w:spacing w:before="0" w:beforeAutospacing="0" w:after="0" w:afterAutospacing="0"/>
         <w:ind w:left="796"/>
         <w:rPr>
-          <w:rFonts w:asciiTheme="minorHAnsi" w:eastAsiaTheme="minorHAnsi" w:hAnsiTheme="minorHAnsi" w:cs="Arial" w:hint="eastAsia"/>
+          <w:rFonts w:asciiTheme="minorHAnsi" w:eastAsiaTheme="minorHAnsi" w:hAnsiTheme="minorHAnsi" w:cs="Arial"/>
           <w:color w:val="000000"/>
         </w:rPr>
       </w:pPr>
@@ -794,7 +794,7 @@
         <w:spacing w:before="0" w:beforeAutospacing="0" w:after="0" w:afterAutospacing="0"/>
         <w:ind w:left="400"/>
         <w:rPr>
-          <w:rFonts w:asciiTheme="majorEastAsia" w:eastAsiaTheme="majorEastAsia" w:hAnsiTheme="majorEastAsia" w:cs="Arial" w:hint="eastAsia"/>
+          <w:rFonts w:asciiTheme="majorEastAsia" w:eastAsiaTheme="majorEastAsia" w:hAnsiTheme="majorEastAsia" w:cs="Arial"/>
           <w:b/>
           <w:bCs/>
           <w:color w:val="000000"/>
@@ -871,7 +871,7 @@
         <w:spacing w:before="0" w:beforeAutospacing="0" w:after="0" w:afterAutospacing="0"/>
         <w:ind w:left="796"/>
         <w:rPr>
-          <w:rFonts w:asciiTheme="majorEastAsia" w:eastAsiaTheme="majorEastAsia" w:hAnsiTheme="majorEastAsia" w:cs="Arial" w:hint="eastAsia"/>
+          <w:rFonts w:asciiTheme="majorEastAsia" w:eastAsiaTheme="majorEastAsia" w:hAnsiTheme="majorEastAsia" w:cs="Arial"/>
           <w:b/>
           <w:bCs/>
           <w:color w:val="000000"/>
@@ -1146,7 +1146,7 @@
         <w:shd w:val="clear" w:color="auto" w:fill="FFFFFF"/>
         <w:spacing w:before="0" w:beforeAutospacing="0" w:after="0" w:afterAutospacing="0"/>
         <w:rPr>
-          <w:rFonts w:asciiTheme="majorEastAsia" w:eastAsiaTheme="majorEastAsia" w:hAnsiTheme="majorEastAsia" w:cs="Arial" w:hint="eastAsia"/>
+          <w:rFonts w:asciiTheme="majorEastAsia" w:eastAsiaTheme="majorEastAsia" w:hAnsiTheme="majorEastAsia" w:cs="Arial"/>
           <w:b/>
           <w:bCs/>
           <w:color w:val="000000"/>
@@ -1236,7 +1236,7 @@
         <w:spacing w:before="0" w:beforeAutospacing="0" w:after="0" w:afterAutospacing="0"/>
         <w:ind w:left="1600"/>
         <w:rPr>
-          <w:rFonts w:asciiTheme="majorEastAsia" w:eastAsiaTheme="majorEastAsia" w:hAnsiTheme="majorEastAsia" w:cs="Arial" w:hint="eastAsia"/>
+          <w:rFonts w:asciiTheme="majorEastAsia" w:eastAsiaTheme="majorEastAsia" w:hAnsiTheme="majorEastAsia" w:cs="Arial"/>
           <w:b/>
           <w:bCs/>
           <w:color w:val="000000"/>
@@ -1369,14 +1369,7 @@
           <w:rFonts w:asciiTheme="minorHAnsi" w:eastAsiaTheme="minorHAnsi" w:hAnsiTheme="minorHAnsi" w:cs="Arial"/>
           <w:color w:val="000000"/>
         </w:rPr>
-        <w:t>①</w:t>
-      </w:r>
-      <w:r>
-        <w:rPr>
-          <w:rFonts w:asciiTheme="minorHAnsi" w:eastAsiaTheme="minorHAnsi" w:hAnsiTheme="minorHAnsi" w:cs="Arial"/>
-          <w:color w:val="000000"/>
-        </w:rPr>
-        <w:t xml:space="preserve"> </w:t>
+        <w:t xml:space="preserve">① </w:t>
       </w:r>
       <w:r>
         <w:rPr>
@@ -1582,7 +1575,7 @@
         <w:shd w:val="clear" w:color="auto" w:fill="FFFFFF"/>
         <w:spacing w:before="0" w:beforeAutospacing="0" w:after="0" w:afterAutospacing="0"/>
         <w:rPr>
-          <w:rFonts w:asciiTheme="majorEastAsia" w:eastAsiaTheme="majorEastAsia" w:hAnsiTheme="majorEastAsia" w:cs="Arial" w:hint="eastAsia"/>
+          <w:rFonts w:asciiTheme="majorEastAsia" w:eastAsiaTheme="majorEastAsia" w:hAnsiTheme="majorEastAsia" w:cs="Arial"/>
           <w:color w:val="000000"/>
           <w:sz w:val="40"/>
           <w:szCs w:val="40"/>
@@ -1648,7 +1641,7 @@
         <w:shd w:val="clear" w:color="auto" w:fill="FFFFFF"/>
         <w:spacing w:before="0" w:beforeAutospacing="0" w:after="0" w:afterAutospacing="0"/>
         <w:rPr>
-          <w:rFonts w:asciiTheme="majorEastAsia" w:eastAsiaTheme="majorEastAsia" w:hAnsiTheme="majorEastAsia" w:cs="Arial" w:hint="eastAsia"/>
+          <w:rFonts w:asciiTheme="majorEastAsia" w:eastAsiaTheme="majorEastAsia" w:hAnsiTheme="majorEastAsia" w:cs="Arial"/>
           <w:b/>
           <w:bCs/>
           <w:color w:val="000000"/>
@@ -2253,7 +2246,7 @@
         <w:shd w:val="clear" w:color="auto" w:fill="FFFFFF"/>
         <w:spacing w:before="0" w:beforeAutospacing="0" w:after="0" w:afterAutospacing="0"/>
         <w:rPr>
-          <w:rFonts w:asciiTheme="minorHAnsi" w:eastAsiaTheme="minorHAnsi" w:hAnsiTheme="minorHAnsi" w:cs="Arial" w:hint="eastAsia"/>
+          <w:rFonts w:asciiTheme="minorHAnsi" w:eastAsiaTheme="minorHAnsi" w:hAnsiTheme="minorHAnsi" w:cs="Arial"/>
           <w:color w:val="000000"/>
         </w:rPr>
       </w:pPr>
@@ -2411,7 +2404,7 @@
         <w:shd w:val="clear" w:color="auto" w:fill="FFFFFF"/>
         <w:spacing w:before="0" w:beforeAutospacing="0" w:after="0" w:afterAutospacing="0"/>
         <w:rPr>
-          <w:rFonts w:asciiTheme="majorEastAsia" w:eastAsiaTheme="majorEastAsia" w:hAnsiTheme="majorEastAsia" w:cs="Arial" w:hint="eastAsia"/>
+          <w:rFonts w:asciiTheme="majorEastAsia" w:eastAsiaTheme="majorEastAsia" w:hAnsiTheme="majorEastAsia" w:cs="Arial"/>
           <w:color w:val="000000"/>
           <w:sz w:val="40"/>
           <w:szCs w:val="40"/>
@@ -2424,7 +2417,7 @@
         <w:shd w:val="clear" w:color="auto" w:fill="FFFFFF"/>
         <w:spacing w:before="0" w:beforeAutospacing="0" w:after="0" w:afterAutospacing="0"/>
         <w:rPr>
-          <w:rFonts w:asciiTheme="majorEastAsia" w:eastAsiaTheme="majorEastAsia" w:hAnsiTheme="majorEastAsia" w:cs="Arial" w:hint="eastAsia"/>
+          <w:rFonts w:asciiTheme="majorEastAsia" w:eastAsiaTheme="majorEastAsia" w:hAnsiTheme="majorEastAsia" w:cs="Arial"/>
           <w:color w:val="000000"/>
           <w:sz w:val="40"/>
           <w:szCs w:val="40"/>
@@ -2478,7 +2471,7 @@
         <w:shd w:val="clear" w:color="auto" w:fill="FFFFFF"/>
         <w:spacing w:before="0" w:beforeAutospacing="0" w:after="0" w:afterAutospacing="0"/>
         <w:rPr>
-          <w:rFonts w:asciiTheme="majorEastAsia" w:eastAsiaTheme="majorEastAsia" w:hAnsiTheme="majorEastAsia" w:cs="Arial" w:hint="eastAsia"/>
+          <w:rFonts w:asciiTheme="majorEastAsia" w:eastAsiaTheme="majorEastAsia" w:hAnsiTheme="majorEastAsia" w:cs="Arial"/>
           <w:color w:val="000000"/>
           <w:sz w:val="40"/>
           <w:szCs w:val="40"/>
@@ -2731,7 +2724,7 @@
         <w:spacing w:before="0" w:beforeAutospacing="0" w:after="0" w:afterAutospacing="0"/>
         <w:ind w:left="800"/>
         <w:rPr>
-          <w:rFonts w:asciiTheme="minorHAnsi" w:eastAsiaTheme="minorHAnsi" w:hAnsiTheme="minorHAnsi" w:cs="Arial" w:hint="eastAsia"/>
+          <w:rFonts w:asciiTheme="minorHAnsi" w:eastAsiaTheme="minorHAnsi" w:hAnsiTheme="minorHAnsi" w:cs="Arial"/>
           <w:color w:val="000000"/>
           <w:bdr w:val="none" w:sz="0" w:space="0" w:color="auto" w:frame="1"/>
         </w:rPr>
@@ -2919,7 +2912,7 @@
         <w:spacing w:before="0" w:beforeAutospacing="0" w:after="0" w:afterAutospacing="0"/>
         <w:ind w:left="800"/>
         <w:rPr>
-          <w:rFonts w:asciiTheme="minorHAnsi" w:eastAsiaTheme="minorHAnsi" w:hAnsiTheme="minorHAnsi" w:cs="Arial" w:hint="eastAsia"/>
+          <w:rFonts w:asciiTheme="minorHAnsi" w:eastAsiaTheme="minorHAnsi" w:hAnsiTheme="minorHAnsi" w:cs="Arial"/>
           <w:color w:val="000000"/>
           <w:bdr w:val="none" w:sz="0" w:space="0" w:color="auto" w:frame="1"/>
         </w:rPr>
@@ -2962,23 +2955,7 @@
           <w:color w:val="000000"/>
           <w:bdr w:val="none" w:sz="0" w:space="0" w:color="auto" w:frame="1"/>
         </w:rPr>
-        <w:t>대화명은 영어 소문자와 숫자를 포함</w:t>
-      </w:r>
-      <w:r>
-        <w:rPr>
-          <w:rFonts w:asciiTheme="minorHAnsi" w:eastAsiaTheme="minorHAnsi" w:hAnsiTheme="minorHAnsi" w:cs="Arial" w:hint="eastAsia"/>
-          <w:color w:val="000000"/>
-          <w:bdr w:val="none" w:sz="0" w:space="0" w:color="auto" w:frame="1"/>
-        </w:rPr>
-        <w:t>하는</w:t>
-      </w:r>
-      <w:r>
-        <w:rPr>
-          <w:rFonts w:asciiTheme="minorHAnsi" w:eastAsiaTheme="minorHAnsi" w:hAnsiTheme="minorHAnsi" w:cs="Arial" w:hint="eastAsia"/>
-          <w:color w:val="000000"/>
-          <w:bdr w:val="none" w:sz="0" w:space="0" w:color="auto" w:frame="1"/>
-        </w:rPr>
-        <w:t xml:space="preserve"> </w:t>
+        <w:t xml:space="preserve">대화명은 영어 소문자와 숫자를 포함하는 </w:t>
       </w:r>
       <w:r>
         <w:rPr>
@@ -2994,15 +2971,7 @@
           <w:color w:val="000000"/>
           <w:bdr w:val="none" w:sz="0" w:space="0" w:color="auto" w:frame="1"/>
         </w:rPr>
-        <w:t>자 이내로</w:t>
-      </w:r>
-      <w:r>
-        <w:rPr>
-          <w:rFonts w:asciiTheme="minorHAnsi" w:eastAsiaTheme="minorHAnsi" w:hAnsiTheme="minorHAnsi" w:cs="Arial" w:hint="eastAsia"/>
-          <w:color w:val="000000"/>
-          <w:bdr w:val="none" w:sz="0" w:space="0" w:color="auto" w:frame="1"/>
-        </w:rPr>
-        <w:t>의 값만 허용하도록 구현</w:t>
+        <w:t>자 이내로의 값만 허용하도록 구현</w:t>
       </w:r>
     </w:p>
     <w:p>
@@ -3066,7 +3035,7 @@
         <w:shd w:val="clear" w:color="auto" w:fill="FFFFFF"/>
         <w:spacing w:before="0" w:beforeAutospacing="0" w:after="0" w:afterAutospacing="0"/>
         <w:rPr>
-          <w:rFonts w:asciiTheme="minorHAnsi" w:eastAsiaTheme="minorHAnsi" w:hAnsiTheme="minorHAnsi" w:cs="Arial" w:hint="eastAsia"/>
+          <w:rFonts w:asciiTheme="minorHAnsi" w:eastAsiaTheme="minorHAnsi" w:hAnsiTheme="minorHAnsi" w:cs="Arial"/>
           <w:color w:val="000000"/>
           <w:bdr w:val="none" w:sz="0" w:space="0" w:color="auto" w:frame="1"/>
         </w:rPr>
@@ -3253,7 +3222,23 @@
           <w:color w:val="000000"/>
           <w:bdr w:val="none" w:sz="0" w:space="0" w:color="auto" w:frame="1"/>
         </w:rPr>
-        <w:t>접속 못하도록 예외처리</w:t>
+        <w:t>접속 못하도록 예외</w:t>
+      </w:r>
+      <w:r>
+        <w:rPr>
+          <w:rFonts w:asciiTheme="minorHAnsi" w:eastAsiaTheme="minorHAnsi" w:hAnsiTheme="minorHAnsi" w:cs="Arial" w:hint="eastAsia"/>
+          <w:color w:val="000000"/>
+          <w:bdr w:val="none" w:sz="0" w:space="0" w:color="auto" w:frame="1"/>
+        </w:rPr>
+        <w:t xml:space="preserve"> </w:t>
+      </w:r>
+      <w:r>
+        <w:rPr>
+          <w:rFonts w:asciiTheme="minorHAnsi" w:eastAsiaTheme="minorHAnsi" w:hAnsiTheme="minorHAnsi" w:cs="Arial" w:hint="eastAsia"/>
+          <w:color w:val="000000"/>
+          <w:bdr w:val="none" w:sz="0" w:space="0" w:color="auto" w:frame="1"/>
+        </w:rPr>
+        <w:t>처리</w:t>
       </w:r>
     </w:p>
     <w:p>
@@ -3282,48 +3267,32 @@
           <w:color w:val="FF0000"/>
           <w:bdr w:val="none" w:sz="0" w:space="0" w:color="auto" w:frame="1"/>
         </w:rPr>
-        <w:t xml:space="preserve">해당하는 값이 </w:t>
-      </w:r>
+        <w:t xml:space="preserve">해당하는 값이 서버의 정보와 일치하지 않을 경우 </w:t>
+      </w:r>
+      <w:proofErr w:type="spellStart"/>
       <w:r>
         <w:rPr>
           <w:rFonts w:asciiTheme="minorHAnsi" w:eastAsiaTheme="minorHAnsi" w:hAnsiTheme="minorHAnsi" w:cs="Arial" w:hint="eastAsia"/>
           <w:color w:val="FF0000"/>
           <w:bdr w:val="none" w:sz="0" w:space="0" w:color="auto" w:frame="1"/>
         </w:rPr>
-        <w:t>서버의 정보와 일치하지 않을 경우</w:t>
-      </w:r>
+        <w:t>채팅방</w:t>
+      </w:r>
+      <w:proofErr w:type="spellEnd"/>
       <w:r>
         <w:rPr>
           <w:rFonts w:asciiTheme="minorHAnsi" w:eastAsiaTheme="minorHAnsi" w:hAnsiTheme="minorHAnsi" w:cs="Arial" w:hint="eastAsia"/>
           <w:color w:val="FF0000"/>
           <w:bdr w:val="none" w:sz="0" w:space="0" w:color="auto" w:frame="1"/>
         </w:rPr>
-        <w:t xml:space="preserve"> </w:t>
-      </w:r>
-      <w:proofErr w:type="spellStart"/>
-      <w:r>
-        <w:rPr>
-          <w:rFonts w:asciiTheme="minorHAnsi" w:eastAsiaTheme="minorHAnsi" w:hAnsiTheme="minorHAnsi" w:cs="Arial" w:hint="eastAsia"/>
+        <w:t xml:space="preserve"> 입장 불가 </w:t>
+      </w:r>
+      <w:r>
+        <w:rPr>
+          <w:rFonts w:asciiTheme="minorHAnsi" w:eastAsiaTheme="minorHAnsi" w:hAnsiTheme="minorHAnsi" w:cs="Arial"/>
           <w:color w:val="FF0000"/>
           <w:bdr w:val="none" w:sz="0" w:space="0" w:color="auto" w:frame="1"/>
         </w:rPr>
-        <w:t>채팅방</w:t>
-      </w:r>
-      <w:proofErr w:type="spellEnd"/>
-      <w:r>
-        <w:rPr>
-          <w:rFonts w:asciiTheme="minorHAnsi" w:eastAsiaTheme="minorHAnsi" w:hAnsiTheme="minorHAnsi" w:cs="Arial" w:hint="eastAsia"/>
-          <w:color w:val="FF0000"/>
-          <w:bdr w:val="none" w:sz="0" w:space="0" w:color="auto" w:frame="1"/>
-        </w:rPr>
-        <w:t xml:space="preserve"> 입장 불가 </w:t>
-      </w:r>
-      <w:r>
-        <w:rPr>
-          <w:rFonts w:asciiTheme="minorHAnsi" w:eastAsiaTheme="minorHAnsi" w:hAnsiTheme="minorHAnsi" w:cs="Arial"/>
-          <w:color w:val="FF0000"/>
-          <w:bdr w:val="none" w:sz="0" w:space="0" w:color="auto" w:frame="1"/>
-        </w:rPr>
         <w:t>**</w:t>
       </w:r>
     </w:p>
@@ -3333,7 +3302,7 @@
         <w:shd w:val="clear" w:color="auto" w:fill="FFFFFF"/>
         <w:spacing w:before="0" w:beforeAutospacing="0" w:after="0" w:afterAutospacing="0"/>
         <w:rPr>
-          <w:rFonts w:asciiTheme="minorHAnsi" w:eastAsiaTheme="minorHAnsi" w:hAnsiTheme="minorHAnsi" w:cs="Arial" w:hint="eastAsia"/>
+          <w:rFonts w:asciiTheme="minorHAnsi" w:eastAsiaTheme="minorHAnsi" w:hAnsiTheme="minorHAnsi" w:cs="Arial"/>
           <w:color w:val="000000"/>
           <w:bdr w:val="none" w:sz="0" w:space="0" w:color="auto" w:frame="1"/>
         </w:rPr>
@@ -3349,7 +3318,7 @@
         <w:shd w:val="clear" w:color="auto" w:fill="FFFFFF"/>
         <w:spacing w:before="0" w:beforeAutospacing="0" w:after="0" w:afterAutospacing="0"/>
         <w:rPr>
-          <w:rFonts w:asciiTheme="minorHAnsi" w:eastAsiaTheme="minorHAnsi" w:hAnsiTheme="minorHAnsi" w:cs="Arial" w:hint="eastAsia"/>
+          <w:rFonts w:asciiTheme="minorHAnsi" w:eastAsiaTheme="minorHAnsi" w:hAnsiTheme="minorHAnsi" w:cs="Arial"/>
           <w:color w:val="000000"/>
           <w:sz w:val="22"/>
           <w:szCs w:val="22"/>
@@ -3395,7 +3364,23 @@
           <w:color w:val="000000"/>
           <w:bdr w:val="none" w:sz="0" w:space="0" w:color="auto" w:frame="1"/>
         </w:rPr>
-        <w:t>채티방</w:t>
+        <w:t>채</w:t>
+      </w:r>
+      <w:r>
+        <w:rPr>
+          <w:rFonts w:asciiTheme="minorHAnsi" w:eastAsiaTheme="minorHAnsi" w:hAnsiTheme="minorHAnsi" w:cs="Arial" w:hint="eastAsia"/>
+          <w:color w:val="000000"/>
+          <w:bdr w:val="none" w:sz="0" w:space="0" w:color="auto" w:frame="1"/>
+        </w:rPr>
+        <w:t>팅</w:t>
+      </w:r>
+      <w:r>
+        <w:rPr>
+          <w:rFonts w:asciiTheme="minorHAnsi" w:eastAsiaTheme="minorHAnsi" w:hAnsiTheme="minorHAnsi" w:cs="Arial" w:hint="eastAsia"/>
+          <w:color w:val="000000"/>
+          <w:bdr w:val="none" w:sz="0" w:space="0" w:color="auto" w:frame="1"/>
+        </w:rPr>
+        <w:t>방</w:t>
       </w:r>
       <w:proofErr w:type="spellEnd"/>
       <w:r>
@@ -3432,12 +3417,65 @@
       </w:r>
       <w:r>
         <w:rPr>
-          <w:rFonts w:asciiTheme="minorHAnsi" w:eastAsiaTheme="minorHAnsi" w:hAnsiTheme="minorHAnsi" w:cs="Arial" w:hint="eastAsia"/>
+          <w:rFonts w:asciiTheme="minorHAnsi" w:eastAsiaTheme="minorHAnsi" w:hAnsiTheme="minorHAnsi" w:cs="Arial"/>
           <w:color w:val="000000"/>
           <w:bdr w:val="none" w:sz="0" w:space="0" w:color="auto" w:frame="1"/>
         </w:rPr>
         <w:t xml:space="preserve"> </w:t>
       </w:r>
+      <w:r>
+        <w:rPr>
+          <w:rFonts w:asciiTheme="minorHAnsi" w:eastAsiaTheme="minorHAnsi" w:hAnsiTheme="minorHAnsi" w:cs="Arial" w:hint="eastAsia"/>
+          <w:color w:val="000000"/>
+          <w:bdr w:val="none" w:sz="0" w:space="0" w:color="auto" w:frame="1"/>
+        </w:rPr>
+        <w:t>접속 못하도록 예외 처리</w:t>
+      </w:r>
+    </w:p>
+    <w:p>
+      <w:pPr>
+        <w:pStyle w:val="0"/>
+        <w:shd w:val="clear" w:color="auto" w:fill="FFFFFF"/>
+        <w:spacing w:before="0" w:beforeAutospacing="0" w:after="0" w:afterAutospacing="0"/>
+        <w:ind w:left="800"/>
+        <w:rPr>
+          <w:rFonts w:asciiTheme="minorHAnsi" w:eastAsiaTheme="minorHAnsi" w:hAnsiTheme="minorHAnsi" w:cs="Arial"/>
+          <w:color w:val="FF0000"/>
+          <w:bdr w:val="none" w:sz="0" w:space="0" w:color="auto" w:frame="1"/>
+        </w:rPr>
+      </w:pPr>
+      <w:r>
+        <w:rPr>
+          <w:rFonts w:asciiTheme="minorHAnsi" w:eastAsiaTheme="minorHAnsi" w:hAnsiTheme="minorHAnsi" w:cs="Arial"/>
+          <w:color w:val="FF0000"/>
+          <w:bdr w:val="none" w:sz="0" w:space="0" w:color="auto" w:frame="1"/>
+        </w:rPr>
+        <w:t xml:space="preserve">** </w:t>
+      </w:r>
+      <w:r>
+        <w:rPr>
+          <w:rFonts w:asciiTheme="minorHAnsi" w:eastAsiaTheme="minorHAnsi" w:hAnsiTheme="minorHAnsi" w:cs="Arial" w:hint="eastAsia"/>
+          <w:color w:val="FF0000"/>
+          <w:bdr w:val="none" w:sz="0" w:space="0" w:color="auto" w:frame="1"/>
+        </w:rPr>
+        <w:t xml:space="preserve">해당하는 값이 </w:t>
+      </w:r>
+      <w:r>
+        <w:rPr>
+          <w:rFonts w:asciiTheme="minorHAnsi" w:eastAsiaTheme="minorHAnsi" w:hAnsiTheme="minorHAnsi" w:cs="Arial" w:hint="eastAsia"/>
+          <w:color w:val="FF0000"/>
+          <w:bdr w:val="none" w:sz="0" w:space="0" w:color="auto" w:frame="1"/>
+        </w:rPr>
+        <w:t xml:space="preserve">대화명이 중복 일 </w:t>
+      </w:r>
+      <w:r>
+        <w:rPr>
+          <w:rFonts w:asciiTheme="minorHAnsi" w:eastAsiaTheme="minorHAnsi" w:hAnsiTheme="minorHAnsi" w:cs="Arial" w:hint="eastAsia"/>
+          <w:color w:val="FF0000"/>
+          <w:bdr w:val="none" w:sz="0" w:space="0" w:color="auto" w:frame="1"/>
+        </w:rPr>
+        <w:t xml:space="preserve">경우 </w:t>
+      </w:r>
       <w:proofErr w:type="spellStart"/>
       <w:r>
         <w:rPr>
@@ -3454,15 +3492,123 @@
           <w:color w:val="FF0000"/>
           <w:bdr w:val="none" w:sz="0" w:space="0" w:color="auto" w:frame="1"/>
         </w:rPr>
-        <w:t xml:space="preserve"> 입장 못하도록 구현</w:t>
-      </w:r>
-      <w:r>
-        <w:rPr>
-          <w:rFonts w:asciiTheme="minorHAnsi" w:eastAsiaTheme="minorHAnsi" w:hAnsiTheme="minorHAnsi" w:cs="Arial" w:hint="eastAsia"/>
+        <w:t xml:space="preserve"> 입장 불가 </w:t>
+      </w:r>
+      <w:r>
+        <w:rPr>
+          <w:rFonts w:asciiTheme="minorHAnsi" w:eastAsiaTheme="minorHAnsi" w:hAnsiTheme="minorHAnsi" w:cs="Arial"/>
+          <w:color w:val="FF0000"/>
+          <w:bdr w:val="none" w:sz="0" w:space="0" w:color="auto" w:frame="1"/>
+        </w:rPr>
+        <w:t>**</w:t>
+      </w:r>
+    </w:p>
+    <w:p>
+      <w:pPr>
+        <w:pStyle w:val="0"/>
+        <w:shd w:val="clear" w:color="auto" w:fill="FFFFFF"/>
+        <w:spacing w:before="0" w:beforeAutospacing="0" w:after="0" w:afterAutospacing="0"/>
+        <w:ind w:left="800"/>
+        <w:rPr>
+          <w:rFonts w:asciiTheme="minorHAnsi" w:eastAsiaTheme="minorHAnsi" w:hAnsiTheme="minorHAnsi" w:cs="Arial"/>
+          <w:color w:val="FF0000"/>
+          <w:bdr w:val="none" w:sz="0" w:space="0" w:color="auto" w:frame="1"/>
+        </w:rPr>
+      </w:pPr>
+    </w:p>
+    <w:p>
+      <w:pPr>
+        <w:pStyle w:val="0"/>
+        <w:numPr>
+          <w:ilvl w:val="0"/>
+          <w:numId w:val="6"/>
+        </w:numPr>
+        <w:shd w:val="clear" w:color="auto" w:fill="FFFFFF"/>
+        <w:spacing w:before="0" w:beforeAutospacing="0" w:after="0" w:afterAutospacing="0"/>
+        <w:rPr>
+          <w:rFonts w:asciiTheme="minorHAnsi" w:eastAsiaTheme="minorHAnsi" w:hAnsiTheme="minorHAnsi" w:cs="Arial"/>
+          <w:color w:val="000000"/>
+          <w:bdr w:val="none" w:sz="0" w:space="0" w:color="auto" w:frame="1"/>
+        </w:rPr>
+      </w:pPr>
+      <w:r>
+        <w:rPr>
+          <w:rFonts w:asciiTheme="minorHAnsi" w:eastAsiaTheme="minorHAnsi" w:hAnsiTheme="minorHAnsi" w:cs="Arial" w:hint="eastAsia"/>
+          <w:color w:val="000000"/>
+          <w:bdr w:val="none" w:sz="0" w:space="0" w:color="auto" w:frame="1"/>
+        </w:rPr>
+        <w:t>채팅창을 실행하고 있는 도중에,</w:t>
+      </w:r>
+      <w:r>
+        <w:rPr>
+          <w:rFonts w:asciiTheme="minorHAnsi" w:eastAsiaTheme="minorHAnsi" w:hAnsiTheme="minorHAnsi" w:cs="Arial"/>
           <w:color w:val="000000"/>
           <w:bdr w:val="none" w:sz="0" w:space="0" w:color="auto" w:frame="1"/>
         </w:rPr>
         <w:t xml:space="preserve"> </w:t>
+      </w:r>
+      <w:r>
+        <w:rPr>
+          <w:rFonts w:asciiTheme="minorHAnsi" w:eastAsiaTheme="minorHAnsi" w:hAnsiTheme="minorHAnsi" w:cs="Arial" w:hint="eastAsia"/>
+          <w:color w:val="000000"/>
+          <w:bdr w:val="none" w:sz="0" w:space="0" w:color="auto" w:frame="1"/>
+        </w:rPr>
+        <w:t>또 다른 채팅창을 들어가려고 하는 경우 예외처리</w:t>
+      </w:r>
+    </w:p>
+    <w:p>
+      <w:pPr>
+        <w:pStyle w:val="0"/>
+        <w:shd w:val="clear" w:color="auto" w:fill="FFFFFF"/>
+        <w:spacing w:before="0" w:beforeAutospacing="0" w:after="0" w:afterAutospacing="0"/>
+        <w:ind w:left="800"/>
+        <w:rPr>
+          <w:rFonts w:asciiTheme="minorHAnsi" w:eastAsiaTheme="minorHAnsi" w:hAnsiTheme="minorHAnsi" w:cs="Arial"/>
+          <w:color w:val="FF0000"/>
+          <w:bdr w:val="none" w:sz="0" w:space="0" w:color="auto" w:frame="1"/>
+        </w:rPr>
+      </w:pPr>
+      <w:r>
+        <w:rPr>
+          <w:rFonts w:asciiTheme="minorHAnsi" w:eastAsiaTheme="minorHAnsi" w:hAnsiTheme="minorHAnsi" w:cs="Arial"/>
+          <w:color w:val="FF0000"/>
+          <w:bdr w:val="none" w:sz="0" w:space="0" w:color="auto" w:frame="1"/>
+        </w:rPr>
+        <w:t xml:space="preserve">** </w:t>
+      </w:r>
+      <w:r>
+        <w:rPr>
+          <w:rFonts w:asciiTheme="minorHAnsi" w:eastAsiaTheme="minorHAnsi" w:hAnsiTheme="minorHAnsi" w:cs="Arial" w:hint="eastAsia"/>
+          <w:color w:val="FF0000"/>
+          <w:bdr w:val="none" w:sz="0" w:space="0" w:color="auto" w:frame="1"/>
+        </w:rPr>
+        <w:t xml:space="preserve">이미 사용자가 채팅창을 이용 중일 경우 또 다른 </w:t>
+      </w:r>
+      <w:proofErr w:type="spellStart"/>
+      <w:r>
+        <w:rPr>
+          <w:rFonts w:asciiTheme="minorHAnsi" w:eastAsiaTheme="minorHAnsi" w:hAnsiTheme="minorHAnsi" w:cs="Arial" w:hint="eastAsia"/>
+          <w:color w:val="FF0000"/>
+          <w:bdr w:val="none" w:sz="0" w:space="0" w:color="auto" w:frame="1"/>
+        </w:rPr>
+        <w:t>채팅방</w:t>
+      </w:r>
+      <w:proofErr w:type="spellEnd"/>
+      <w:r>
+        <w:rPr>
+          <w:rFonts w:asciiTheme="minorHAnsi" w:eastAsiaTheme="minorHAnsi" w:hAnsiTheme="minorHAnsi" w:cs="Arial" w:hint="eastAsia"/>
+          <w:color w:val="FF0000"/>
+          <w:bdr w:val="none" w:sz="0" w:space="0" w:color="auto" w:frame="1"/>
+        </w:rPr>
+        <w:t xml:space="preserve"> 입장 불가</w:t>
+      </w:r>
+      <w:r>
+        <w:rPr>
+          <w:rFonts w:asciiTheme="minorHAnsi" w:eastAsiaTheme="minorHAnsi" w:hAnsiTheme="minorHAnsi" w:cs="Arial"/>
+          <w:color w:val="FF0000"/>
+          <w:bdr w:val="none" w:sz="0" w:space="0" w:color="auto" w:frame="1"/>
+        </w:rPr>
+        <w:t>**</w:t>
       </w:r>
     </w:p>
     <w:p>
@@ -3487,7 +3633,6 @@
         <w:pStyle w:val="0"/>
         <w:shd w:val="clear" w:color="auto" w:fill="FFFFFF"/>
         <w:spacing w:before="0" w:beforeAutospacing="0" w:after="0" w:afterAutospacing="0"/>
-        <w:ind w:left="760"/>
         <w:rPr>
           <w:rFonts w:asciiTheme="majorEastAsia" w:eastAsiaTheme="majorEastAsia" w:hAnsiTheme="majorEastAsia" w:cs="Arial"/>
           <w:b/>
@@ -3555,7 +3700,6 @@
         <w:pStyle w:val="0"/>
         <w:shd w:val="clear" w:color="auto" w:fill="FFFFFF"/>
         <w:spacing w:before="0" w:beforeAutospacing="0" w:after="0" w:afterAutospacing="0"/>
-        <w:ind w:left="760"/>
         <w:rPr>
           <w:rFonts w:asciiTheme="majorEastAsia" w:eastAsiaTheme="majorEastAsia" w:hAnsiTheme="majorEastAsia" w:cs="Arial"/>
           <w:b/>
@@ -3572,108 +3716,6 @@
         <w:pStyle w:val="0"/>
         <w:shd w:val="clear" w:color="auto" w:fill="FFFFFF"/>
         <w:spacing w:before="0" w:beforeAutospacing="0" w:after="0" w:afterAutospacing="0"/>
-        <w:ind w:left="760"/>
-        <w:rPr>
-          <w:rFonts w:asciiTheme="majorEastAsia" w:eastAsiaTheme="majorEastAsia" w:hAnsiTheme="majorEastAsia" w:cs="Arial"/>
-          <w:b/>
-          <w:bCs/>
-          <w:color w:val="000000"/>
-          <w:sz w:val="20"/>
-          <w:szCs w:val="20"/>
-          <w:bdr w:val="none" w:sz="0" w:space="0" w:color="auto" w:frame="1"/>
-        </w:rPr>
-      </w:pPr>
-    </w:p>
-    <w:p>
-      <w:pPr>
-        <w:pStyle w:val="0"/>
-        <w:shd w:val="clear" w:color="auto" w:fill="FFFFFF"/>
-        <w:spacing w:before="0" w:beforeAutospacing="0" w:after="0" w:afterAutospacing="0"/>
-        <w:ind w:left="760"/>
-        <w:rPr>
-          <w:rFonts w:asciiTheme="majorEastAsia" w:eastAsiaTheme="majorEastAsia" w:hAnsiTheme="majorEastAsia" w:cs="Arial"/>
-          <w:b/>
-          <w:bCs/>
-          <w:color w:val="000000"/>
-          <w:sz w:val="20"/>
-          <w:szCs w:val="20"/>
-          <w:bdr w:val="none" w:sz="0" w:space="0" w:color="auto" w:frame="1"/>
-        </w:rPr>
-      </w:pPr>
-    </w:p>
-    <w:p>
-      <w:pPr>
-        <w:pStyle w:val="0"/>
-        <w:shd w:val="clear" w:color="auto" w:fill="FFFFFF"/>
-        <w:spacing w:before="0" w:beforeAutospacing="0" w:after="0" w:afterAutospacing="0"/>
-        <w:ind w:left="760"/>
-        <w:rPr>
-          <w:rFonts w:asciiTheme="majorEastAsia" w:eastAsiaTheme="majorEastAsia" w:hAnsiTheme="majorEastAsia" w:cs="Arial"/>
-          <w:b/>
-          <w:bCs/>
-          <w:color w:val="000000"/>
-          <w:sz w:val="20"/>
-          <w:szCs w:val="20"/>
-          <w:bdr w:val="none" w:sz="0" w:space="0" w:color="auto" w:frame="1"/>
-        </w:rPr>
-      </w:pPr>
-    </w:p>
-    <w:p>
-      <w:pPr>
-        <w:pStyle w:val="0"/>
-        <w:shd w:val="clear" w:color="auto" w:fill="FFFFFF"/>
-        <w:spacing w:before="0" w:beforeAutospacing="0" w:after="0" w:afterAutospacing="0"/>
-        <w:ind w:left="760"/>
-        <w:rPr>
-          <w:rFonts w:asciiTheme="majorEastAsia" w:eastAsiaTheme="majorEastAsia" w:hAnsiTheme="majorEastAsia" w:cs="Arial"/>
-          <w:b/>
-          <w:bCs/>
-          <w:color w:val="000000"/>
-          <w:sz w:val="20"/>
-          <w:szCs w:val="20"/>
-          <w:bdr w:val="none" w:sz="0" w:space="0" w:color="auto" w:frame="1"/>
-        </w:rPr>
-      </w:pPr>
-    </w:p>
-    <w:p>
-      <w:pPr>
-        <w:pStyle w:val="0"/>
-        <w:shd w:val="clear" w:color="auto" w:fill="FFFFFF"/>
-        <w:spacing w:before="0" w:beforeAutospacing="0" w:after="0" w:afterAutospacing="0"/>
-        <w:ind w:left="760"/>
-        <w:rPr>
-          <w:rFonts w:asciiTheme="majorEastAsia" w:eastAsiaTheme="majorEastAsia" w:hAnsiTheme="majorEastAsia" w:cs="Arial"/>
-          <w:b/>
-          <w:bCs/>
-          <w:color w:val="000000"/>
-          <w:sz w:val="20"/>
-          <w:szCs w:val="20"/>
-          <w:bdr w:val="none" w:sz="0" w:space="0" w:color="auto" w:frame="1"/>
-        </w:rPr>
-      </w:pPr>
-    </w:p>
-    <w:p>
-      <w:pPr>
-        <w:pStyle w:val="0"/>
-        <w:shd w:val="clear" w:color="auto" w:fill="FFFFFF"/>
-        <w:spacing w:before="0" w:beforeAutospacing="0" w:after="0" w:afterAutospacing="0"/>
-        <w:ind w:left="760"/>
-        <w:rPr>
-          <w:rFonts w:asciiTheme="majorEastAsia" w:eastAsiaTheme="majorEastAsia" w:hAnsiTheme="majorEastAsia" w:cs="Arial" w:hint="eastAsia"/>
-          <w:b/>
-          <w:bCs/>
-          <w:color w:val="000000"/>
-          <w:sz w:val="20"/>
-          <w:szCs w:val="20"/>
-          <w:bdr w:val="none" w:sz="0" w:space="0" w:color="auto" w:frame="1"/>
-        </w:rPr>
-      </w:pPr>
-    </w:p>
-    <w:p>
-      <w:pPr>
-        <w:pStyle w:val="0"/>
-        <w:shd w:val="clear" w:color="auto" w:fill="FFFFFF"/>
-        <w:spacing w:before="0" w:beforeAutospacing="0" w:after="0" w:afterAutospacing="0"/>
         <w:rPr>
           <w:rFonts w:asciiTheme="majorEastAsia" w:eastAsiaTheme="majorEastAsia" w:hAnsiTheme="majorEastAsia" w:cs="Arial"/>
           <w:b/>
@@ -3716,7 +3758,7 @@
         <w:shd w:val="clear" w:color="auto" w:fill="FFFFFF"/>
         <w:spacing w:before="0" w:beforeAutospacing="0" w:after="0" w:afterAutospacing="0"/>
         <w:rPr>
-          <w:rFonts w:asciiTheme="majorEastAsia" w:eastAsiaTheme="majorEastAsia" w:hAnsiTheme="majorEastAsia" w:cs="Arial" w:hint="eastAsia"/>
+          <w:rFonts w:asciiTheme="majorEastAsia" w:eastAsiaTheme="majorEastAsia" w:hAnsiTheme="majorEastAsia" w:cs="Arial"/>
           <w:b/>
           <w:bCs/>
           <w:color w:val="000000"/>
@@ -3725,8 +3767,6 @@
           <w:bdr w:val="none" w:sz="0" w:space="0" w:color="auto" w:frame="1"/>
         </w:rPr>
       </w:pPr>
-      <w:bookmarkStart w:id="0" w:name="_GoBack"/>
-      <w:bookmarkEnd w:id="0"/>
     </w:p>
     <w:tbl>
       <w:tblPr>
@@ -3748,7 +3788,7 @@
               <w:spacing w:before="0" w:beforeAutospacing="0" w:after="0" w:afterAutospacing="0"/>
               <w:jc w:val="center"/>
               <w:rPr>
-                <w:rFonts w:ascii="a옛날사진관4" w:eastAsia="a옛날사진관4" w:hAnsi="a옛날사진관4" w:cs="Arial" w:hint="eastAsia"/>
+                <w:rFonts w:ascii="a옛날사진관4" w:eastAsia="a옛날사진관4" w:hAnsi="a옛날사진관4" w:cs="Arial"/>
                 <w:b/>
                 <w:bCs/>
                 <w:color w:val="000000"/>
@@ -3791,7 +3831,6 @@
               <w:pStyle w:val="0"/>
               <w:spacing w:before="0" w:beforeAutospacing="0" w:after="0" w:afterAutospacing="0"/>
               <w:rPr>
-                <w:rFonts w:hint="eastAsia"/>
                 <w:noProof/>
               </w:rPr>
             </w:pPr>
@@ -3869,7 +3908,7 @@
               <w:pStyle w:val="0"/>
               <w:spacing w:before="0" w:beforeAutospacing="0" w:after="0" w:afterAutospacing="0"/>
               <w:rPr>
-                <w:rFonts w:ascii="a옛날사진관4" w:eastAsia="a옛날사진관4" w:hAnsi="a옛날사진관4" w:cs="Arial" w:hint="eastAsia"/>
+                <w:rFonts w:ascii="a옛날사진관4" w:eastAsia="a옛날사진관4" w:hAnsi="a옛날사진관4" w:cs="Arial"/>
                 <w:b/>
                 <w:bCs/>
                 <w:color w:val="000000"/>
@@ -3892,7 +3931,7 @@
               <w:spacing w:before="0" w:beforeAutospacing="0" w:after="0" w:afterAutospacing="0"/>
               <w:jc w:val="center"/>
               <w:rPr>
-                <w:rFonts w:ascii="a옛날사진관4" w:eastAsia="a옛날사진관4" w:hAnsi="a옛날사진관4" w:cs="Arial" w:hint="eastAsia"/>
+                <w:rFonts w:ascii="a옛날사진관4" w:eastAsia="a옛날사진관4" w:hAnsi="a옛날사진관4" w:cs="Arial"/>
                 <w:b/>
                 <w:bCs/>
                 <w:color w:val="000000"/>
@@ -4012,7 +4051,7 @@
               <w:spacing w:before="0" w:beforeAutospacing="0" w:after="0" w:afterAutospacing="0"/>
               <w:jc w:val="center"/>
               <w:rPr>
-                <w:rFonts w:ascii="a옛날사진관4" w:eastAsia="a옛날사진관4" w:hAnsi="a옛날사진관4" w:cs="Arial" w:hint="eastAsia"/>
+                <w:rFonts w:ascii="a옛날사진관4" w:eastAsia="a옛날사진관4" w:hAnsi="a옛날사진관4" w:cs="Arial"/>
                 <w:b/>
                 <w:bCs/>
                 <w:color w:val="000000"/>
@@ -4035,7 +4074,7 @@
               <w:spacing w:before="0" w:beforeAutospacing="0" w:after="0" w:afterAutospacing="0"/>
               <w:jc w:val="center"/>
               <w:rPr>
-                <w:rFonts w:ascii="a옛날사진관4" w:eastAsia="a옛날사진관4" w:hAnsi="a옛날사진관4" w:cs="Arial" w:hint="eastAsia"/>
+                <w:rFonts w:ascii="a옛날사진관4" w:eastAsia="a옛날사진관4" w:hAnsi="a옛날사진관4" w:cs="Arial"/>
                 <w:b/>
                 <w:bCs/>
                 <w:color w:val="000000"/>
@@ -4084,7 +4123,22 @@
               <w:pStyle w:val="0"/>
               <w:spacing w:before="0" w:beforeAutospacing="0" w:after="0" w:afterAutospacing="0"/>
               <w:rPr>
-                <w:rFonts w:ascii="a옛날사진관4" w:eastAsia="a옛날사진관4" w:hAnsi="a옛날사진관4" w:cs="Arial" w:hint="eastAsia"/>
+                <w:rFonts w:ascii="a옛날사진관4" w:eastAsia="a옛날사진관4" w:hAnsi="a옛날사진관4" w:cs="Arial"/>
+                <w:b/>
+                <w:bCs/>
+                <w:color w:val="000000"/>
+                <w:sz w:val="32"/>
+                <w:szCs w:val="32"/>
+                <w:bdr w:val="none" w:sz="0" w:space="0" w:color="auto" w:frame="1"/>
+              </w:rPr>
+            </w:pPr>
+          </w:p>
+          <w:p>
+            <w:pPr>
+              <w:pStyle w:val="0"/>
+              <w:spacing w:before="0" w:beforeAutospacing="0" w:after="0" w:afterAutospacing="0"/>
+              <w:rPr>
+                <w:rFonts w:ascii="a옛날사진관4" w:eastAsia="a옛날사진관4" w:hAnsi="a옛날사진관4" w:cs="Arial"/>
                 <w:b/>
                 <w:bCs/>
                 <w:color w:val="000000"/>
@@ -4169,7 +4223,7 @@
               <w:spacing w:before="0" w:beforeAutospacing="0" w:after="0" w:afterAutospacing="0"/>
               <w:jc w:val="center"/>
               <w:rPr>
-                <w:rFonts w:ascii="a옛날사진관4" w:eastAsia="a옛날사진관4" w:hAnsi="a옛날사진관4" w:cs="Arial" w:hint="eastAsia"/>
+                <w:rFonts w:ascii="a옛날사진관4" w:eastAsia="a옛날사진관4" w:hAnsi="a옛날사진관4" w:cs="Arial"/>
                 <w:b/>
                 <w:bCs/>
                 <w:color w:val="000000"/>
@@ -4192,7 +4246,7 @@
               <w:spacing w:before="0" w:beforeAutospacing="0" w:after="0" w:afterAutospacing="0"/>
               <w:jc w:val="center"/>
               <w:rPr>
-                <w:rFonts w:ascii="a옛날사진관4" w:eastAsia="a옛날사진관4" w:hAnsi="a옛날사진관4" w:cs="Arial" w:hint="eastAsia"/>
+                <w:rFonts w:ascii="a옛날사진관4" w:eastAsia="a옛날사진관4" w:hAnsi="a옛날사진관4" w:cs="Arial"/>
                 <w:b/>
                 <w:bCs/>
                 <w:color w:val="000000"/>
@@ -4256,7 +4310,7 @@
               <w:pStyle w:val="0"/>
               <w:spacing w:before="0" w:beforeAutospacing="0" w:after="0" w:afterAutospacing="0"/>
               <w:rPr>
-                <w:rFonts w:ascii="a옛날사진관4" w:eastAsia="a옛날사진관4" w:hAnsi="a옛날사진관4" w:cs="Arial" w:hint="eastAsia"/>
+                <w:rFonts w:ascii="a옛날사진관4" w:eastAsia="a옛날사진관4" w:hAnsi="a옛날사진관4" w:cs="Arial"/>
                 <w:b/>
                 <w:bCs/>
                 <w:color w:val="000000"/>
@@ -4362,22 +4416,7 @@
               <w:pStyle w:val="0"/>
               <w:spacing w:before="0" w:beforeAutospacing="0" w:after="0" w:afterAutospacing="0"/>
               <w:rPr>
-                <w:rFonts w:ascii="a옛날사진관4" w:eastAsia="a옛날사진관4" w:hAnsi="a옛날사진관4" w:cs="Arial" w:hint="eastAsia"/>
-                <w:b/>
-                <w:bCs/>
-                <w:color w:val="000000"/>
-                <w:sz w:val="32"/>
-                <w:szCs w:val="32"/>
-                <w:bdr w:val="none" w:sz="0" w:space="0" w:color="auto" w:frame="1"/>
-              </w:rPr>
-            </w:pPr>
-          </w:p>
-          <w:p>
-            <w:pPr>
-              <w:pStyle w:val="0"/>
-              <w:spacing w:before="0" w:beforeAutospacing="0" w:after="0" w:afterAutospacing="0"/>
-              <w:rPr>
-                <w:rFonts w:ascii="a옛날사진관4" w:eastAsia="a옛날사진관4" w:hAnsi="a옛날사진관4" w:cs="Arial" w:hint="eastAsia"/>
+                <w:rFonts w:ascii="a옛날사진관4" w:eastAsia="a옛날사진관4" w:hAnsi="a옛날사진관4" w:cs="Arial"/>
                 <w:b/>
                 <w:bCs/>
                 <w:color w:val="000000"/>
@@ -4400,7 +4439,7 @@
               <w:spacing w:before="0" w:beforeAutospacing="0" w:after="0" w:afterAutospacing="0"/>
               <w:jc w:val="center"/>
               <w:rPr>
-                <w:rFonts w:ascii="a옛날사진관4" w:eastAsia="a옛날사진관4" w:hAnsi="a옛날사진관4" w:cs="Arial" w:hint="eastAsia"/>
+                <w:rFonts w:ascii="a옛날사진관4" w:eastAsia="a옛날사진관4" w:hAnsi="a옛날사진관4" w:cs="Arial"/>
                 <w:b/>
                 <w:bCs/>
                 <w:color w:val="000000"/>
@@ -4452,7 +4491,7 @@
               <w:spacing w:before="0" w:beforeAutospacing="0" w:after="0" w:afterAutospacing="0"/>
               <w:jc w:val="center"/>
               <w:rPr>
-                <w:rFonts w:ascii="a옛날사진관4" w:eastAsia="a옛날사진관4" w:hAnsi="a옛날사진관4" w:cs="Arial" w:hint="eastAsia"/>
+                <w:rFonts w:ascii="a옛날사진관4" w:eastAsia="a옛날사진관4" w:hAnsi="a옛날사진관4" w:cs="Arial"/>
                 <w:b/>
                 <w:bCs/>
                 <w:color w:val="000000"/>
@@ -4535,25 +4574,8 @@
             <w:pPr>
               <w:pStyle w:val="0"/>
               <w:spacing w:before="0" w:beforeAutospacing="0" w:after="0" w:afterAutospacing="0"/>
-              <w:jc w:val="center"/>
               <w:rPr>
                 <w:rFonts w:ascii="a옛날사진관4" w:eastAsia="a옛날사진관4" w:hAnsi="a옛날사진관4" w:cs="Arial"/>
-                <w:b/>
-                <w:bCs/>
-                <w:color w:val="000000"/>
-                <w:sz w:val="32"/>
-                <w:szCs w:val="32"/>
-                <w:bdr w:val="none" w:sz="0" w:space="0" w:color="auto" w:frame="1"/>
-              </w:rPr>
-            </w:pPr>
-          </w:p>
-          <w:p>
-            <w:pPr>
-              <w:pStyle w:val="0"/>
-              <w:spacing w:before="0" w:beforeAutospacing="0" w:after="0" w:afterAutospacing="0"/>
-              <w:jc w:val="center"/>
-              <w:rPr>
-                <w:rFonts w:ascii="a옛날사진관4" w:eastAsia="a옛날사진관4" w:hAnsi="a옛날사진관4" w:cs="Arial" w:hint="eastAsia"/>
                 <w:b/>
                 <w:bCs/>
                 <w:color w:val="000000"/>
@@ -4576,7 +4598,7 @@
               <w:spacing w:before="0" w:beforeAutospacing="0" w:after="0" w:afterAutospacing="0"/>
               <w:jc w:val="center"/>
               <w:rPr>
-                <w:rFonts w:ascii="a옛날사진관4" w:eastAsia="a옛날사진관4" w:hAnsi="a옛날사진관4" w:cs="Arial" w:hint="eastAsia"/>
+                <w:rFonts w:ascii="a옛날사진관4" w:eastAsia="a옛날사진관4" w:hAnsi="a옛날사진관4" w:cs="Arial"/>
                 <w:b/>
                 <w:bCs/>
                 <w:color w:val="000000"/>
@@ -4609,8 +4631,25 @@
             <w:pPr>
               <w:pStyle w:val="0"/>
               <w:spacing w:before="0" w:beforeAutospacing="0" w:after="0" w:afterAutospacing="0"/>
-              <w:rPr>
-                <w:rFonts w:ascii="a옛날사진관4" w:eastAsia="a옛날사진관4" w:hAnsi="a옛날사진관4" w:cs="Arial" w:hint="eastAsia"/>
+              <w:jc w:val="center"/>
+              <w:rPr>
+                <w:rFonts w:ascii="a옛날사진관4" w:eastAsia="a옛날사진관4" w:hAnsi="a옛날사진관4" w:cs="Arial"/>
+                <w:b/>
+                <w:bCs/>
+                <w:color w:val="000000"/>
+                <w:sz w:val="32"/>
+                <w:szCs w:val="32"/>
+                <w:bdr w:val="none" w:sz="0" w:space="0" w:color="auto" w:frame="1"/>
+              </w:rPr>
+            </w:pPr>
+          </w:p>
+          <w:p>
+            <w:pPr>
+              <w:pStyle w:val="0"/>
+              <w:spacing w:before="0" w:beforeAutospacing="0" w:after="0" w:afterAutospacing="0"/>
+              <w:jc w:val="center"/>
+              <w:rPr>
+                <w:rFonts w:ascii="a옛날사진관4" w:eastAsia="a옛날사진관4" w:hAnsi="a옛날사진관4" w:cs="Arial"/>
                 <w:b/>
                 <w:bCs/>
                 <w:color w:val="000000"/>
@@ -4709,7 +4748,7 @@
               <w:pStyle w:val="0"/>
               <w:spacing w:before="0" w:beforeAutospacing="0" w:after="0" w:afterAutospacing="0"/>
               <w:rPr>
-                <w:rFonts w:ascii="a옛날사진관4" w:eastAsia="a옛날사진관4" w:hAnsi="a옛날사진관4" w:cs="Arial" w:hint="eastAsia"/>
+                <w:rFonts w:ascii="a옛날사진관4" w:eastAsia="a옛날사진관4" w:hAnsi="a옛날사진관4" w:cs="Arial"/>
                 <w:b/>
                 <w:bCs/>
                 <w:color w:val="000000"/>
@@ -4732,7 +4771,7 @@
               <w:spacing w:before="0" w:beforeAutospacing="0" w:after="0" w:afterAutospacing="0"/>
               <w:jc w:val="center"/>
               <w:rPr>
-                <w:rFonts w:ascii="a옛날사진관4" w:eastAsia="a옛날사진관4" w:hAnsi="a옛날사진관4" w:cs="Arial" w:hint="eastAsia"/>
+                <w:rFonts w:ascii="a옛날사진관4" w:eastAsia="a옛날사진관4" w:hAnsi="a옛날사진관4" w:cs="Arial"/>
                 <w:b/>
                 <w:bCs/>
                 <w:color w:val="000000"/>
@@ -4895,7 +4934,7 @@
               <w:spacing w:before="0" w:beforeAutospacing="0" w:after="0" w:afterAutospacing="0"/>
               <w:jc w:val="center"/>
               <w:rPr>
-                <w:rFonts w:ascii="a옛날사진관4" w:eastAsia="a옛날사진관4" w:hAnsi="a옛날사진관4" w:cs="Arial" w:hint="eastAsia"/>
+                <w:rFonts w:ascii="a옛날사진관4" w:eastAsia="a옛날사진관4" w:hAnsi="a옛날사진관4" w:cs="Arial"/>
                 <w:b/>
                 <w:bCs/>
                 <w:color w:val="000000"/>
@@ -4911,7 +4950,7 @@
               <w:spacing w:before="0" w:beforeAutospacing="0" w:after="0" w:afterAutospacing="0"/>
               <w:jc w:val="center"/>
               <w:rPr>
-                <w:rFonts w:ascii="a옛날사진관4" w:eastAsia="a옛날사진관4" w:hAnsi="a옛날사진관4" w:cs="Arial" w:hint="eastAsia"/>
+                <w:rFonts w:ascii="a옛날사진관4" w:eastAsia="a옛날사진관4" w:hAnsi="a옛날사진관4" w:cs="Arial"/>
                 <w:b/>
                 <w:bCs/>
                 <w:color w:val="000000"/>
@@ -4934,7 +4973,7 @@
               <w:spacing w:before="0" w:beforeAutospacing="0" w:after="0" w:afterAutospacing="0"/>
               <w:jc w:val="center"/>
               <w:rPr>
-                <w:rFonts w:ascii="a옛날사진관4" w:eastAsia="a옛날사진관4" w:hAnsi="a옛날사진관4" w:cs="Arial" w:hint="eastAsia"/>
+                <w:rFonts w:ascii="a옛날사진관4" w:eastAsia="a옛날사진관4" w:hAnsi="a옛날사진관4" w:cs="Arial"/>
                 <w:b/>
                 <w:bCs/>
                 <w:color w:val="000000"/>
@@ -5096,7 +5135,7 @@
               <w:spacing w:before="0" w:beforeAutospacing="0" w:after="0" w:afterAutospacing="0"/>
               <w:jc w:val="center"/>
               <w:rPr>
-                <w:rFonts w:ascii="a옛날사진관4" w:eastAsia="a옛날사진관4" w:hAnsi="a옛날사진관4" w:cs="Arial" w:hint="eastAsia"/>
+                <w:rFonts w:ascii="a옛날사진관4" w:eastAsia="a옛날사진관4" w:hAnsi="a옛날사진관4" w:cs="Arial"/>
                 <w:b/>
                 <w:bCs/>
                 <w:color w:val="000000"/>
@@ -5163,6 +5202,22 @@
           <w:tcPr>
             <w:tcW w:w="9016" w:type="dxa"/>
           </w:tcPr>
+          <w:p>
+            <w:pPr>
+              <w:pStyle w:val="0"/>
+              <w:spacing w:before="0" w:beforeAutospacing="0" w:after="0" w:afterAutospacing="0"/>
+              <w:jc w:val="center"/>
+              <w:rPr>
+                <w:rFonts w:ascii="a옛날사진관4" w:eastAsia="a옛날사진관4" w:hAnsi="a옛날사진관4" w:cs="Arial"/>
+                <w:b/>
+                <w:bCs/>
+                <w:color w:val="000000"/>
+                <w:sz w:val="32"/>
+                <w:szCs w:val="32"/>
+                <w:bdr w:val="none" w:sz="0" w:space="0" w:color="auto" w:frame="1"/>
+              </w:rPr>
+            </w:pPr>
+          </w:p>
           <w:p>
             <w:pPr>
               <w:pStyle w:val="0"/>
@@ -5254,6 +5309,56 @@
               <w:spacing w:before="0" w:beforeAutospacing="0" w:after="0" w:afterAutospacing="0"/>
               <w:jc w:val="center"/>
               <w:rPr>
+                <w:rFonts w:ascii="a옛날사진관4" w:eastAsia="a옛날사진관4" w:hAnsi="a옛날사진관4" w:cs="Arial"/>
+                <w:b/>
+                <w:bCs/>
+                <w:color w:val="000000"/>
+                <w:sz w:val="32"/>
+                <w:szCs w:val="32"/>
+                <w:bdr w:val="none" w:sz="0" w:space="0" w:color="auto" w:frame="1"/>
+              </w:rPr>
+            </w:pPr>
+          </w:p>
+          <w:p>
+            <w:pPr>
+              <w:pStyle w:val="0"/>
+              <w:spacing w:before="0" w:beforeAutospacing="0" w:after="0" w:afterAutospacing="0"/>
+              <w:jc w:val="center"/>
+              <w:rPr>
+                <w:rFonts w:ascii="a옛날사진관4" w:eastAsia="a옛날사진관4" w:hAnsi="a옛날사진관4" w:cs="Arial"/>
+                <w:b/>
+                <w:bCs/>
+                <w:color w:val="000000"/>
+                <w:sz w:val="32"/>
+                <w:szCs w:val="32"/>
+                <w:bdr w:val="none" w:sz="0" w:space="0" w:color="auto" w:frame="1"/>
+              </w:rPr>
+            </w:pPr>
+          </w:p>
+        </w:tc>
+      </w:tr>
+      <w:tr>
+        <w:tc>
+          <w:tcPr>
+            <w:tcW w:w="9016" w:type="dxa"/>
+          </w:tcPr>
+          <w:p>
+            <w:pPr>
+              <w:pStyle w:val="0"/>
+              <w:spacing w:before="0" w:beforeAutospacing="0" w:after="0" w:afterAutospacing="0"/>
+              <w:jc w:val="center"/>
+              <w:rPr>
+                <w:rFonts w:ascii="a옛날사진관4" w:eastAsia="a옛날사진관4" w:hAnsi="a옛날사진관4" w:cs="Arial"/>
+                <w:b/>
+                <w:bCs/>
+                <w:color w:val="000000"/>
+                <w:sz w:val="32"/>
+                <w:szCs w:val="32"/>
+                <w:bdr w:val="none" w:sz="0" w:space="0" w:color="auto" w:frame="1"/>
+              </w:rPr>
+            </w:pPr>
+            <w:r>
+              <w:rPr>
                 <w:rFonts w:ascii="a옛날사진관4" w:eastAsia="a옛날사진관4" w:hAnsi="a옛날사진관4" w:cs="Arial" w:hint="eastAsia"/>
                 <w:b/>
                 <w:bCs/>
@@ -5262,7 +5367,183 @@
                 <w:szCs w:val="32"/>
                 <w:bdr w:val="none" w:sz="0" w:space="0" w:color="auto" w:frame="1"/>
               </w:rPr>
+              <w:t>채팅</w:t>
+            </w:r>
+            <w:r>
+              <w:rPr>
+                <w:rFonts w:ascii="a옛날사진관4" w:eastAsia="a옛날사진관4" w:hAnsi="a옛날사진관4" w:cs="Arial" w:hint="eastAsia"/>
+                <w:b/>
+                <w:bCs/>
+                <w:color w:val="000000"/>
+                <w:sz w:val="32"/>
+                <w:szCs w:val="32"/>
+                <w:bdr w:val="none" w:sz="0" w:space="0" w:color="auto" w:frame="1"/>
+              </w:rPr>
+              <w:t>방을 실행한 채로</w:t>
+            </w:r>
+            <w:r>
+              <w:rPr>
+                <w:rFonts w:ascii="a옛날사진관4" w:eastAsia="a옛날사진관4" w:hAnsi="a옛날사진관4" w:cs="Arial" w:hint="eastAsia"/>
+                <w:b/>
+                <w:bCs/>
+                <w:color w:val="000000"/>
+                <w:sz w:val="32"/>
+                <w:szCs w:val="32"/>
+                <w:bdr w:val="none" w:sz="0" w:space="0" w:color="auto" w:frame="1"/>
+              </w:rPr>
+              <w:t xml:space="preserve"> 또 다른 </w:t>
+            </w:r>
+            <w:proofErr w:type="spellStart"/>
+            <w:r>
+              <w:rPr>
+                <w:rFonts w:ascii="a옛날사진관4" w:eastAsia="a옛날사진관4" w:hAnsi="a옛날사진관4" w:cs="Arial" w:hint="eastAsia"/>
+                <w:b/>
+                <w:bCs/>
+                <w:color w:val="000000"/>
+                <w:sz w:val="32"/>
+                <w:szCs w:val="32"/>
+                <w:bdr w:val="none" w:sz="0" w:space="0" w:color="auto" w:frame="1"/>
+              </w:rPr>
+              <w:t>채팅방</w:t>
+            </w:r>
+            <w:proofErr w:type="spellEnd"/>
+            <w:r>
+              <w:rPr>
+                <w:rFonts w:ascii="a옛날사진관4" w:eastAsia="a옛날사진관4" w:hAnsi="a옛날사진관4" w:cs="Arial" w:hint="eastAsia"/>
+                <w:b/>
+                <w:bCs/>
+                <w:color w:val="000000"/>
+                <w:sz w:val="32"/>
+                <w:szCs w:val="32"/>
+                <w:bdr w:val="none" w:sz="0" w:space="0" w:color="auto" w:frame="1"/>
+              </w:rPr>
+              <w:t xml:space="preserve"> 입장할 시</w:t>
+            </w:r>
+          </w:p>
+        </w:tc>
+      </w:tr>
+      <w:tr>
+        <w:tc>
+          <w:tcPr>
+            <w:tcW w:w="9016" w:type="dxa"/>
+          </w:tcPr>
+          <w:p>
+            <w:pPr>
+              <w:pStyle w:val="0"/>
+              <w:spacing w:before="0" w:beforeAutospacing="0" w:after="0" w:afterAutospacing="0"/>
+              <w:jc w:val="center"/>
+              <w:rPr>
+                <w:rFonts w:ascii="a옛날사진관4" w:eastAsia="a옛날사진관4" w:hAnsi="a옛날사진관4" w:cs="Arial"/>
+                <w:b/>
+                <w:bCs/>
+                <w:color w:val="000000"/>
+                <w:sz w:val="32"/>
+                <w:szCs w:val="32"/>
+                <w:bdr w:val="none" w:sz="0" w:space="0" w:color="auto" w:frame="1"/>
+              </w:rPr>
             </w:pPr>
+          </w:p>
+          <w:p>
+            <w:pPr>
+              <w:pStyle w:val="0"/>
+              <w:spacing w:before="0" w:beforeAutospacing="0" w:after="0" w:afterAutospacing="0"/>
+              <w:jc w:val="center"/>
+              <w:rPr>
+                <w:rFonts w:ascii="a옛날사진관4" w:eastAsia="a옛날사진관4" w:hAnsi="a옛날사진관4" w:cs="Arial"/>
+                <w:b/>
+                <w:bCs/>
+                <w:color w:val="000000"/>
+                <w:sz w:val="32"/>
+                <w:szCs w:val="32"/>
+                <w:bdr w:val="none" w:sz="0" w:space="0" w:color="auto" w:frame="1"/>
+              </w:rPr>
+            </w:pPr>
+            <w:r>
+              <w:rPr>
+                <w:noProof/>
+              </w:rPr>
+              <w:drawing>
+                <wp:inline distT="0" distB="0" distL="0" distR="0" wp14:anchorId="54C89AF6" wp14:editId="6698A70E">
+                  <wp:extent cx="4489200" cy="3038400"/>
+                  <wp:effectExtent l="0" t="0" r="6985" b="0"/>
+                  <wp:docPr id="1" name="그림 1"/>
+                  <wp:cNvGraphicFramePr>
+                    <a:graphicFrameLocks xmlns:a="http://schemas.openxmlformats.org/drawingml/2006/main"/>
+                  </wp:cNvGraphicFramePr>
+                  <a:graphic xmlns:a="http://schemas.openxmlformats.org/drawingml/2006/main">
+                    <a:graphicData uri="http://schemas.openxmlformats.org/drawingml/2006/picture">
+                      <pic:pic xmlns:pic="http://schemas.openxmlformats.org/drawingml/2006/picture">
+                        <pic:nvPicPr>
+                          <pic:cNvPr id="0" name="Picture 1"/>
+                          <pic:cNvPicPr preferRelativeResize="0">
+                            <a:picLocks noChangeAspect="1" noChangeArrowheads="1"/>
+                          </pic:cNvPicPr>
+                        </pic:nvPicPr>
+                        <pic:blipFill>
+                          <a:blip r:embed="rId16">
+                            <a:extLst>
+                              <a:ext uri="{28A0092B-C50C-407E-A947-70E740481C1C}">
+                                <a14:useLocalDpi xmlns:a14="http://schemas.microsoft.com/office/drawing/2010/main" val="0"/>
+                              </a:ext>
+                            </a:extLst>
+                          </a:blip>
+                          <a:srcRect/>
+                          <a:stretch>
+                            <a:fillRect/>
+                          </a:stretch>
+                        </pic:blipFill>
+                        <pic:spPr bwMode="auto">
+                          <a:xfrm>
+                            <a:off x="0" y="0"/>
+                            <a:ext cx="4489200" cy="3038400"/>
+                          </a:xfrm>
+                          <a:prstGeom prst="rect">
+                            <a:avLst/>
+                          </a:prstGeom>
+                          <a:noFill/>
+                          <a:ln>
+                            <a:noFill/>
+                          </a:ln>
+                        </pic:spPr>
+                      </pic:pic>
+                    </a:graphicData>
+                  </a:graphic>
+                </wp:inline>
+              </w:drawing>
+            </w:r>
+          </w:p>
+          <w:p>
+            <w:pPr>
+              <w:pStyle w:val="0"/>
+              <w:spacing w:before="0" w:beforeAutospacing="0" w:after="0" w:afterAutospacing="0"/>
+              <w:jc w:val="center"/>
+              <w:rPr>
+                <w:rFonts w:ascii="a옛날사진관4" w:eastAsia="a옛날사진관4" w:hAnsi="a옛날사진관4" w:cs="Arial"/>
+                <w:b/>
+                <w:bCs/>
+                <w:color w:val="000000"/>
+                <w:sz w:val="32"/>
+                <w:szCs w:val="32"/>
+                <w:bdr w:val="none" w:sz="0" w:space="0" w:color="auto" w:frame="1"/>
+              </w:rPr>
+            </w:pPr>
+          </w:p>
+          <w:p>
+            <w:pPr>
+              <w:pStyle w:val="0"/>
+              <w:spacing w:before="0" w:beforeAutospacing="0" w:after="0" w:afterAutospacing="0"/>
+              <w:rPr>
+                <w:rFonts w:ascii="a옛날사진관4" w:eastAsia="a옛날사진관4" w:hAnsi="a옛날사진관4" w:cs="Arial" w:hint="eastAsia"/>
+                <w:b/>
+                <w:bCs/>
+                <w:color w:val="000000"/>
+                <w:sz w:val="32"/>
+                <w:szCs w:val="32"/>
+                <w:bdr w:val="none" w:sz="0" w:space="0" w:color="auto" w:frame="1"/>
+              </w:rPr>
+            </w:pPr>
+            <w:bookmarkStart w:id="0" w:name="_GoBack"/>
+            <w:bookmarkEnd w:id="0"/>
           </w:p>
         </w:tc>
       </w:tr>
